--- a/project/documents/letters/ffreminder.docx
+++ b/project/documents/letters/ffreminder.docx
@@ -4,154 +4,92 @@
   <w:body>
     <w:p>
       <w:pPr>
-        <w:tabs>
-          <w:tab w:val="right" w:pos="9360"/>
-        </w:tabs>
-      </w:pPr>
-      <w:r>
-        <w:rPr>
-          <w:b/>
-          <w:bCs/>
-        </w:rPr>
-        <w:t>&lt;&lt;WAName&gt;&gt; &lt;&lt;WAPhone&gt;&gt; - Direct Dial</w:t>
-      </w:r>
-      <w:r>
-        <w:rPr>
-          <w:b/>
-          <w:bCs/>
-        </w:rPr>
-        <w:tab/>
-        <w:t>&lt;&lt;paraName&gt;&gt; &lt;&lt;paraPhone&gt;&gt; - Direct Dial</w:t>
-      </w:r>
-    </w:p>
-    <w:p>
-      <w:pPr>
-        <w:tabs>
-          <w:tab w:val="right" w:pos="9360"/>
-        </w:tabs>
-      </w:pPr>
-      <w:r>
-        <w:rPr>
-          <w:b/>
-          <w:bCs/>
-        </w:rPr>
-        <w:t>&lt;&lt;WAEmail&gt;&gt;</w:t>
-      </w:r>
-      <w:r>
-        <w:rPr>
-          <w:b/>
-          <w:bCs/>
-        </w:rPr>
-        <w:tab/>
-        <w:t>&lt;&lt;paraEmail&gt;&gt;</w:t>
-      </w:r>
-    </w:p>
-    <w:p>
-      <w:pPr>
-        <w:rPr>
-          <w:b/>
-          <w:bCs/>
-        </w:rPr>
-      </w:pPr>
-    </w:p>
-    <w:p>
-      <w:pPr>
-        <w:rPr>
-          <w:sz w:val="24"/>
-        </w:rPr>
-      </w:pPr>
-      <w:r>
-        <w:rPr>
-          <w:sz w:val="24"/>
-        </w:rPr>
-        <w:t>&lt;&lt;currentDate&gt;&gt;</w:t>
-      </w:r>
-    </w:p>
-    <w:p>
-      <w:pPr>
-        <w:rPr>
-          <w:sz w:val="24"/>
-        </w:rPr>
-      </w:pPr>
-    </w:p>
-    <w:p>
-      <w:pPr>
-        <w:tabs>
-          <w:tab w:val="left" w:pos="-1440"/>
-        </w:tabs>
-        <w:rPr>
-          <w:sz w:val="24"/>
-        </w:rPr>
-      </w:pPr>
-      <w:r>
-        <w:rPr>
-          <w:sz w:val="24"/>
-        </w:rPr>
-        <w:t>&lt;&lt;recipient&gt;&gt;</w:t>
-      </w:r>
-    </w:p>
-    <w:p>
-      <w:pPr>
-        <w:tabs>
-          <w:tab w:val="left" w:pos="-1440"/>
-        </w:tabs>
-        <w:rPr>
-          <w:sz w:val="24"/>
-        </w:rPr>
-      </w:pPr>
-      <w:r>
-        <w:rPr>
-          <w:sz w:val="24"/>
-        </w:rPr>
-        <w:t>&lt;&lt;corrContactTitle&gt;&gt;</w:t>
-      </w:r>
-    </w:p>
-    <w:p>
-      <w:pPr>
-        <w:tabs>
-          <w:tab w:val="left" w:pos="-1440"/>
-        </w:tabs>
-        <w:rPr>
-          <w:sz w:val="24"/>
-        </w:rPr>
-      </w:pPr>
-      <w:r>
-        <w:rPr>
-          <w:sz w:val="24"/>
-        </w:rPr>
-        <w:t>&lt;&lt;orgName&gt;&gt;</w:t>
-      </w:r>
-    </w:p>
-    <w:p>
-      <w:pPr>
-        <w:tabs>
-          <w:tab w:val="right" w:pos="9360"/>
-        </w:tabs>
-        <w:rPr>
-          <w:sz w:val="24"/>
-        </w:rPr>
-      </w:pPr>
-      <w:r>
-        <w:rPr>
-          <w:sz w:val="24"/>
-        </w:rPr>
-        <w:t>&lt;&lt;workAddr&gt;&gt;</w:t>
-      </w:r>
-    </w:p>
-    <w:p>
-      <w:pPr>
-        <w:tabs>
-          <w:tab w:val="right" w:pos="9360"/>
-        </w:tabs>
-        <w:rPr>
-          <w:sz w:val="24"/>
-        </w:rPr>
-      </w:pPr>
-      <w:r>
-        <w:rPr>
-          <w:sz w:val="24"/>
-        </w:rPr>
-        <w:t>&lt;&lt;CSZ&gt;&gt;</w:t>
+        <w:pStyle w:val="NormalWeb"/>
+        <w:spacing w:before="0" w:beforeAutospacing="0" w:after="0" w:afterAutospacing="0"/>
+      </w:pPr>
+      <w:r>
+        <w:t xml:space="preserve">Subject line: &lt;&lt;orgName&gt;&gt;: &lt;&lt;clientRefNo&gt;&gt; / SLW Ref: &lt;&lt;matterNo&gt;&gt; / </w:t>
+      </w:r>
+      <w:r>
+        <w:t>SLW</w:t>
+      </w:r>
+      <w:r>
+        <w:t xml:space="preserve"> Report Out: </w:t>
+      </w:r>
+      <w:r>
+        <w:t>&lt;&lt;rptout&gt;&gt;</w:t>
+      </w:r>
+    </w:p>
+    <w:p>
+      <w:pPr>
+        <w:pStyle w:val="NormalWeb"/>
+        <w:spacing w:before="0" w:beforeAutospacing="0" w:after="0" w:afterAutospacing="0"/>
+      </w:pPr>
+    </w:p>
+    <w:p>
+      <w:pPr>
+        <w:pStyle w:val="NormalWeb"/>
+        <w:spacing w:before="0" w:beforeAutospacing="0" w:after="0" w:afterAutospacing="0"/>
+      </w:pPr>
+    </w:p>
+    <w:p>
+      <w:pPr>
+        <w:pStyle w:val="NormalWeb"/>
+        <w:spacing w:before="0" w:beforeAutospacing="0" w:after="0" w:afterAutospacing="0"/>
+      </w:pPr>
+    </w:p>
+    <w:p>
+      <w:pPr>
+        <w:pStyle w:val="NormalWeb"/>
+        <w:spacing w:before="0" w:beforeAutospacing="0" w:after="0" w:afterAutospacing="0"/>
+      </w:pPr>
+      <w:r>
+        <w:t>Body:</w:t>
+      </w:r>
+    </w:p>
+    <w:p>
+      <w:pPr>
+        <w:pStyle w:val="NormalWeb"/>
+        <w:spacing w:before="0" w:beforeAutospacing="0" w:after="0" w:afterAutospacing="0"/>
+      </w:pPr>
+    </w:p>
+    <w:p>
+      <w:pPr>
+        <w:pStyle w:val="NormalWeb"/>
+      </w:pPr>
+      <w:r>
+        <w:t xml:space="preserve">SCHWEGMAN LUNDBERG &amp; WOESSNER, P.A. </w:t>
+      </w:r>
+    </w:p>
+    <w:p>
+      <w:pPr>
+        <w:pStyle w:val="NormalWeb"/>
+      </w:pPr>
+    </w:p>
+    <w:p>
+      <w:r>
+        <w:t>&lt;&lt;This.WAName&gt;&gt; &lt;&lt;This.WAPhone&gt;</w:t>
+      </w:r>
+      <w:proofErr w:type="gramStart"/>
+      <w:r>
+        <w:t>&gt;  &lt;&lt;This.WAEmail</w:t>
+      </w:r>
+      <w:proofErr w:type="gramEnd"/>
+      <w:r>
+        <w:t>&gt;&gt;</w:t>
+      </w:r>
+    </w:p>
+    <w:p>
+      <w:r>
+        <w:t>&lt;&lt;This.paraName&gt;&gt; &lt;&lt;This.paraPhone&gt;</w:t>
+      </w:r>
+      <w:proofErr w:type="gramStart"/>
+      <w:r>
+        <w:t>&gt;  &lt;&lt;This.paraEmail</w:t>
+      </w:r>
+      <w:proofErr w:type="gramEnd"/>
+      <w:r>
+        <w:t>&gt;&gt;</w:t>
       </w:r>
     </w:p>
     <w:p>
@@ -315,7 +253,7 @@
           <w:noProof/>
         </w:rPr>
         <w:pict w14:anchorId="02BBAB58">
-          <v:rect id="_x0000_s1026" style="position:absolute;margin-left:54pt;margin-top:0;width:7in;height:.95pt;z-index:-251659264;mso-position-horizontal-relative:page" o:allowincell="f" fillcolor="black" stroked="f" strokeweight="0">
+          <v:rect id="_x0000_s1026" style="position:absolute;margin-left:54pt;margin-top:0;width:7in;height:.95pt;z-index:-2;mso-position-horizontal-relative:page" o:allowincell="f" fillcolor="black" stroked="f" strokeweight="0">
             <v:fill color2="black"/>
             <w10:wrap anchorx="page"/>
             <w10:anchorlock/>
@@ -558,7 +496,7 @@
           <w:noProof/>
         </w:rPr>
         <w:pict w14:anchorId="74A91027">
-          <v:rect id="_x0000_s1027" style="position:absolute;margin-left:54pt;margin-top:0;width:7in;height:.95pt;z-index:-251658240;mso-position-horizontal-relative:page" o:allowincell="f" fillcolor="black" stroked="f" strokeweight="0">
+          <v:rect id="_x0000_s1027" style="position:absolute;margin-left:54pt;margin-top:0;width:7in;height:.95pt;z-index:-1;mso-position-horizontal-relative:page" o:allowincell="f" fillcolor="black" stroked="f" strokeweight="0">
             <v:fill color2="black"/>
             <w10:wrap anchorx="page"/>
             <w10:anchorlock/>
@@ -572,19 +510,6 @@
           <w:sz w:val="24"/>
         </w:rPr>
       </w:pPr>
-    </w:p>
-    <w:p>
-      <w:pPr>
-        <w:rPr>
-          <w:sz w:val="24"/>
-        </w:rPr>
-      </w:pPr>
-      <w:r>
-        <w:rPr>
-          <w:sz w:val="24"/>
-        </w:rPr>
-        <w:t xml:space="preserve">Dear </w:t>
-      </w:r>
       <w:r>
         <w:rPr>
           <w:noProof/>
@@ -592,19 +517,6 @@
         </w:rPr>
         <w:t>&lt;&lt;salutation&gt;&gt;</w:t>
       </w:r>
-      <w:r>
-        <w:rPr>
-          <w:sz w:val="24"/>
-        </w:rPr>
-        <w:t>:</w:t>
-      </w:r>
-    </w:p>
-    <w:p>
-      <w:pPr>
-        <w:rPr>
-          <w:sz w:val="24"/>
-        </w:rPr>
-      </w:pPr>
     </w:p>
     <w:p>
       <w:pPr>
@@ -871,150 +783,6 @@
         <w:t xml:space="preserve">filing costs or if you need to discuss any financial arrangements prior to filing of any applications. </w:t>
       </w:r>
     </w:p>
-    <w:p>
-      <w:pPr>
-        <w:rPr>
-          <w:sz w:val="24"/>
-        </w:rPr>
-      </w:pPr>
-    </w:p>
-    <w:p>
-      <w:pPr>
-        <w:rPr>
-          <w:sz w:val="24"/>
-        </w:rPr>
-      </w:pPr>
-      <w:r>
-        <w:rPr>
-          <w:sz w:val="24"/>
-        </w:rPr>
-        <w:t>Very truly yours,</w:t>
-      </w:r>
-    </w:p>
-    <w:p>
-      <w:pPr>
-        <w:rPr>
-          <w:sz w:val="24"/>
-        </w:rPr>
-      </w:pPr>
-    </w:p>
-    <w:p>
-      <w:pPr>
-        <w:rPr>
-          <w:sz w:val="24"/>
-        </w:rPr>
-      </w:pPr>
-    </w:p>
-    <w:p>
-      <w:pPr>
-        <w:rPr>
-          <w:sz w:val="24"/>
-        </w:rPr>
-      </w:pPr>
-    </w:p>
-    <w:p>
-      <w:pPr>
-        <w:rPr>
-          <w:sz w:val="24"/>
-        </w:rPr>
-      </w:pPr>
-      <w:r>
-        <w:rPr>
-          <w:sz w:val="24"/>
-        </w:rPr>
-        <w:t>&lt;&lt;cmgName&gt;&gt;</w:t>
-      </w:r>
-    </w:p>
-    <w:p>
-      <w:pPr>
-        <w:pStyle w:val="Heading2"/>
-        <w:rPr>
-          <w:b w:val="0"/>
-          <w:bCs/>
-          <w:sz w:val="24"/>
-        </w:rPr>
-      </w:pPr>
-      <w:r>
-        <w:rPr>
-          <w:b w:val="0"/>
-          <w:bCs/>
-          <w:sz w:val="24"/>
-        </w:rPr>
-        <w:t>Case Management Assistant</w:t>
-      </w:r>
-    </w:p>
-    <w:p>
-      <w:pPr>
-        <w:rPr>
-          <w:sz w:val="24"/>
-        </w:rPr>
-      </w:pPr>
-    </w:p>
-    <w:p>
-      <w:pPr>
-        <w:rPr>
-          <w:sz w:val="24"/>
-        </w:rPr>
-      </w:pPr>
-    </w:p>
-    <w:tbl>
-      <w:tblPr>
-        <w:tblW w:w="9378" w:type="dxa"/>
-        <w:tblLayout w:type="fixed"/>
-        <w:tblLook w:val="01E0" w:firstRow="1" w:lastRow="1" w:firstColumn="1" w:lastColumn="1" w:noHBand="0" w:noVBand="0"/>
-      </w:tblPr>
-      <w:tblGrid>
-        <w:gridCol w:w="558"/>
-        <w:gridCol w:w="8820"/>
-      </w:tblGrid>
-      <w:tr>
-        <w:tc>
-          <w:tcPr>
-            <w:tcW w:w="558" w:type="dxa"/>
-          </w:tcPr>
-          <w:p>
-            <w:pPr>
-              <w:rPr>
-                <w:noProof/>
-                <w:sz w:val="22"/>
-                <w:szCs w:val="22"/>
-              </w:rPr>
-            </w:pPr>
-            <w:r>
-              <w:rPr>
-                <w:noProof/>
-                <w:sz w:val="22"/>
-                <w:szCs w:val="22"/>
-              </w:rPr>
-              <w:t>&lt;&lt;ccTag&gt;&gt;</w:t>
-            </w:r>
-          </w:p>
-        </w:tc>
-        <w:tc>
-          <w:tcPr>
-            <w:tcW w:w="8820" w:type="dxa"/>
-          </w:tcPr>
-          <w:p>
-            <w:pPr>
-              <w:rPr>
-                <w:noProof/>
-                <w:sz w:val="22"/>
-                <w:szCs w:val="22"/>
-              </w:rPr>
-            </w:pPr>
-            <w:r>
-              <w:rPr>
-                <w:noProof/>
-                <w:sz w:val="22"/>
-                <w:szCs w:val="22"/>
-              </w:rPr>
-              <w:t>&lt;&lt;ccName&gt;&gt;</w:t>
-            </w:r>
-          </w:p>
-        </w:tc>
-      </w:tr>
-    </w:tbl>
-    <w:p/>
     <w:p>
       <w:pPr>
         <w:rPr>
@@ -1508,7 +1276,9 @@
   </w:style>
   <w:style w:type="character" w:default="1" w:styleId="DefaultParagraphFont">
     <w:name w:val="Default Paragraph Font"/>
+    <w:uiPriority w:val="1"/>
     <w:semiHidden/>
+    <w:unhideWhenUsed/>
   </w:style>
   <w:style w:type="table" w:default="1" w:styleId="TableNormal">
     <w:name w:val="Normal Table"/>
